--- a/8주차/简体中文/游戏引擎基础_期末项目笔记_模板.docx
+++ b/8주차/简体中文/游戏引擎基础_期末项目笔记_模板.docx
@@ -28,7 +28,7 @@
           <w:sz w:val="19"/>
           <w:szCs w:val="19"/>
         </w:rPr>
-        <w:t xml:space="preserve">第 9 周作业 · 11/9（周一）上课前 · 存为 PDF 提交到 LMS 第 9 周作业栏</w:t>
+        <w:t xml:space="preserve">第 8 周作业 · 11/9（周一）上课前 · 存为 PDF 提交到 LMS 作业栏 · 期末演示 12/21（周一）</w:t>
       </w:r>
     </w:p>
     <w:tbl>
@@ -213,7 +213,7 @@
           <w:sz w:val="18"/>
           <w:szCs w:val="18"/>
         </w:rPr>
-        <w:t xml:space="preserve">与期中不同的新游戏。一个人 6 周内能完成的大小。</w:t>
+        <w:t xml:space="preserve">与期中不同的新游戏。一个人 6 周内能完成的大小。把和 AI 一起做的内容改成自己的话写下来。</w:t>
       </w:r>
     </w:p>
     <w:tbl>
@@ -838,7 +838,135 @@
                 <w:sz w:val="19"/>
                 <w:szCs w:val="19"/>
               </w:rPr>
+              <w:t xml:space="preserve">画面风格（3 个关键词）</w:t>
+            </w:r>
+          </w:p>
+        </w:tc>
+        <w:tc>
+          <w:tcPr>
+            <w:tcW w:type="dxa" w:w="7238"/>
+            <w:tcBorders>
+              <w:top w:val="single" w:color="B8C0C8" w:sz="4"/>
+              <w:left w:val="single" w:color="B8C0C8" w:sz="4"/>
+              <w:bottom w:val="single" w:color="B8C0C8" w:sz="4"/>
+              <w:right w:val="single" w:color="B8C0C8" w:sz="4"/>
+            </w:tcBorders>
+            <w:tcMar>
+              <w:top w:type="dxa" w:w="60"/>
+              <w:left w:type="dxa" w:w="100"/>
+              <w:bottom w:type="dxa" w:w="60"/>
+              <w:right w:type="dxa" w:w="100"/>
+            </w:tcMar>
+          </w:tcPr>
+          <w:p>
+            <w:r>
+              <w:rPr>
+                <w:rFonts w:ascii="Microsoft YaHei" w:cs="Microsoft YaHei" w:eastAsia="Microsoft YaHei" w:hAnsi="Microsoft YaHei"/>
+                <w:b w:val="false"/>
+                <w:bCs w:val="false"/>
+                <w:sz w:val="19"/>
+                <w:szCs w:val="19"/>
+              </w:rPr>
+              <w:t xml:space="preserve"/>
+            </w:r>
+          </w:p>
+        </w:tc>
+      </w:tr>
+      <w:tr>
+        <w:trPr>
+          <w:trHeight w:val="520" w:hRule="atLeast"/>
+        </w:trPr>
+        <w:tc>
+          <w:tcPr>
+            <w:tcW w:type="dxa" w:w="2400"/>
+            <w:tcBorders>
+              <w:top w:val="single" w:color="B8C0C8" w:sz="4"/>
+              <w:left w:val="single" w:color="B8C0C8" w:sz="4"/>
+              <w:bottom w:val="single" w:color="B8C0C8" w:sz="4"/>
+              <w:right w:val="single" w:color="B8C0C8" w:sz="4"/>
+            </w:tcBorders>
+            <w:shd w:fill="F3F5F7" w:color="auto" w:val="clear"/>
+            <w:tcMar>
+              <w:top w:type="dxa" w:w="60"/>
+              <w:left w:type="dxa" w:w="100"/>
+              <w:bottom w:type="dxa" w:w="60"/>
+              <w:right w:type="dxa" w:w="100"/>
+            </w:tcMar>
+          </w:tcPr>
+          <w:p>
+            <w:r>
+              <w:rPr>
+                <w:rFonts w:ascii="Microsoft YaHei" w:cs="Microsoft YaHei" w:eastAsia="Microsoft YaHei" w:hAnsi="Microsoft YaHei"/>
+                <w:b/>
+                <w:bCs/>
+                <w:sz w:val="19"/>
+                <w:szCs w:val="19"/>
+              </w:rPr>
               <w:t xml:space="preserve">需要的素材</w:t>
+            </w:r>
+          </w:p>
+        </w:tc>
+        <w:tc>
+          <w:tcPr>
+            <w:tcW w:type="dxa" w:w="7238"/>
+            <w:tcBorders>
+              <w:top w:val="single" w:color="B8C0C8" w:sz="4"/>
+              <w:left w:val="single" w:color="B8C0C8" w:sz="4"/>
+              <w:bottom w:val="single" w:color="B8C0C8" w:sz="4"/>
+              <w:right w:val="single" w:color="B8C0C8" w:sz="4"/>
+            </w:tcBorders>
+            <w:tcMar>
+              <w:top w:type="dxa" w:w="60"/>
+              <w:left w:type="dxa" w:w="100"/>
+              <w:bottom w:type="dxa" w:w="60"/>
+              <w:right w:type="dxa" w:w="100"/>
+            </w:tcMar>
+          </w:tcPr>
+          <w:p>
+            <w:r>
+              <w:rPr>
+                <w:rFonts w:ascii="Microsoft YaHei" w:cs="Microsoft YaHei" w:eastAsia="Microsoft YaHei" w:hAnsi="Microsoft YaHei"/>
+                <w:b w:val="false"/>
+                <w:bCs w:val="false"/>
+                <w:sz w:val="19"/>
+                <w:szCs w:val="19"/>
+              </w:rPr>
+              <w:t xml:space="preserve"/>
+            </w:r>
+          </w:p>
+        </w:tc>
+      </w:tr>
+      <w:tr>
+        <w:trPr>
+          <w:trHeight w:val="520" w:hRule="atLeast"/>
+        </w:trPr>
+        <w:tc>
+          <w:tcPr>
+            <w:tcW w:type="dxa" w:w="2400"/>
+            <w:tcBorders>
+              <w:top w:val="single" w:color="B8C0C8" w:sz="4"/>
+              <w:left w:val="single" w:color="B8C0C8" w:sz="4"/>
+              <w:bottom w:val="single" w:color="B8C0C8" w:sz="4"/>
+              <w:right w:val="single" w:color="B8C0C8" w:sz="4"/>
+            </w:tcBorders>
+            <w:shd w:fill="F3F5F7" w:color="auto" w:val="clear"/>
+            <w:tcMar>
+              <w:top w:type="dxa" w:w="60"/>
+              <w:left w:type="dxa" w:w="100"/>
+              <w:bottom w:type="dxa" w:w="60"/>
+              <w:right w:type="dxa" w:w="100"/>
+            </w:tcMar>
+          </w:tcPr>
+          <w:p>
+            <w:r>
+              <w:rPr>
+                <w:rFonts w:ascii="Microsoft YaHei" w:cs="Microsoft YaHei" w:eastAsia="Microsoft YaHei" w:hAnsi="Microsoft YaHei"/>
+                <w:b/>
+                <w:bCs/>
+                <w:sz w:val="19"/>
+                <w:szCs w:val="19"/>
+              </w:rPr>
+              <w:t xml:space="preserve">选择这个点子的理由</w:t>
             </w:r>
           </w:p>
         </w:tc>
@@ -2932,7 +3060,7 @@
           <w:sz w:val="18"/>
           <w:szCs w:val="18"/>
         </w:rPr>
-        <w:t xml:space="preserve">2 行以上。不要整段粘贴 AI 回答，要概括。“理解的内容”用自己的话写。第一行是例子。</w:t>
+        <w:t xml:space="preserve">3 行以上（策划 · 图片 · 代码各 1 行）。不要整段粘贴 AI 回答，要概括。“学到的”用自己的话写。第一行是例子。</w:t>
       </w:r>
     </w:p>
     <w:tbl>
@@ -3106,7 +3234,7 @@
                 <w:sz w:val="19"/>
                 <w:szCs w:val="19"/>
               </w:rPr>
-              <w:t xml:space="preserve">理解的内容（自己的话）</w:t>
+              <w:t xml:space="preserve">学到的（自己的话）</w:t>
             </w:r>
           </w:p>
         </w:tc>
@@ -3167,7 +3295,7 @@
                 <w:sz w:val="19"/>
                 <w:szCs w:val="19"/>
               </w:rPr>
-              <w:t xml:space="preserve">ChatGPT</w:t>
+              <w:t xml:space="preserve">（聊天 AI）</w:t>
             </w:r>
           </w:p>
         </w:tc>
@@ -3195,7 +3323,7 @@
                 <w:sz w:val="19"/>
                 <w:szCs w:val="19"/>
               </w:rPr>
-              <w:t xml:space="preserve">WASD 移动脚本</w:t>
+              <w:t xml:space="preserve">5 个策划点子</w:t>
             </w:r>
           </w:p>
         </w:tc>
@@ -3223,7 +3351,7 @@
                 <w:sz w:val="19"/>
                 <w:szCs w:val="19"/>
               </w:rPr>
-              <w:t xml:space="preserve">要求 velocity → linearVelocity · speed 7</w:t>
+              <w:t xml:space="preserve">选第 3 个 → 缩小到 3 个功能</w:t>
             </w:r>
           </w:p>
         </w:tc>
@@ -3251,7 +3379,7 @@
                 <w:sz w:val="19"/>
                 <w:szCs w:val="19"/>
               </w:rPr>
-              <w:t xml:space="preserve">保留 Y 速度，下落才不会中断</w:t>
+              <w:t xml:space="preserve">条件越详细，回答越实用</w:t>
             </w:r>
           </w:p>
         </w:tc>
@@ -4119,7 +4247,127 @@
           <w:sz w:val="28"/>
           <w:szCs w:val="28"/>
         </w:rPr>
-        <w:t xml:space="preserve">5. 截图</w:t>
+        <w:t xml:space="preserve">5. 主视觉</w:t>
+      </w:r>
+    </w:p>
+    <w:p>
+      <w:pPr>
+        <w:spacing w:after="120" w:before="0"/>
+      </w:pPr>
+      <w:r>
+        <w:rPr>
+          <w:rFonts w:ascii="Microsoft YaHei" w:cs="Microsoft YaHei" w:eastAsia="Microsoft YaHei" w:hAnsi="Microsoft YaHei"/>
+          <w:color w:val="5F6B78"/>
+          <w:sz w:val="18"/>
+          <w:szCs w:val="18"/>
+        </w:rPr>
+        <w:t xml:space="preserve">粘贴用 AI 做的标题背景候选（KeyVisual_01.png）。下面写上使用的工具名称。</w:t>
+      </w:r>
+    </w:p>
+    <w:tbl>
+      <w:tblPr>
+        <w:tblW w:type="dxa" w:w="9638"/>
+        <w:tblBorders>
+          <w:top w:val="single" w:color="auto" w:sz="4"/>
+          <w:left w:val="single" w:color="auto" w:sz="4"/>
+          <w:bottom w:val="single" w:color="auto" w:sz="4"/>
+          <w:right w:val="single" w:color="auto" w:sz="4"/>
+          <w:insideH w:val="single" w:color="auto" w:sz="4"/>
+          <w:insideV w:val="single" w:color="auto" w:sz="4"/>
+        </w:tblBorders>
+      </w:tblPr>
+      <w:tblGrid>
+        <w:gridCol w:w="9638"/>
+      </w:tblGrid>
+      <w:tr>
+        <w:tc>
+          <w:tcPr>
+            <w:tcW w:type="dxa" w:w="9638"/>
+            <w:tcBorders>
+              <w:top w:val="single" w:color="B8C0C8" w:sz="4"/>
+              <w:left w:val="single" w:color="B8C0C8" w:sz="4"/>
+              <w:bottom w:val="single" w:color="B8C0C8" w:sz="4"/>
+              <w:right w:val="single" w:color="B8C0C8" w:sz="4"/>
+            </w:tcBorders>
+            <w:shd w:fill="1E242B" w:color="auto" w:val="clear"/>
+            <w:tcMar>
+              <w:top w:type="dxa" w:w="60"/>
+              <w:left w:type="dxa" w:w="100"/>
+              <w:bottom w:type="dxa" w:w="60"/>
+              <w:right w:type="dxa" w:w="100"/>
+            </w:tcMar>
+          </w:tcPr>
+          <w:p>
+            <w:r>
+              <w:rPr>
+                <w:rFonts w:ascii="Microsoft YaHei" w:cs="Microsoft YaHei" w:eastAsia="Microsoft YaHei" w:hAnsi="Microsoft YaHei"/>
+                <w:b/>
+                <w:bCs/>
+                <w:color w:val="FFFFFF"/>
+                <w:sz w:val="19"/>
+                <w:szCs w:val="19"/>
+              </w:rPr>
+              <w:t xml:space="preserve">主视觉 — 工具：</w:t>
+            </w:r>
+          </w:p>
+        </w:tc>
+      </w:tr>
+      <w:tr>
+        <w:trPr>
+          <w:trHeight w:val="3600" w:hRule="atLeast"/>
+        </w:trPr>
+        <w:tc>
+          <w:tcPr>
+            <w:tcW w:type="dxa" w:w="9638"/>
+            <w:tcBorders>
+              <w:top w:val="single" w:color="B8C0C8" w:sz="4"/>
+              <w:left w:val="single" w:color="B8C0C8" w:sz="4"/>
+              <w:bottom w:val="single" w:color="B8C0C8" w:sz="4"/>
+              <w:right w:val="single" w:color="B8C0C8" w:sz="4"/>
+            </w:tcBorders>
+            <w:tcMar>
+              <w:top w:type="dxa" w:w="60"/>
+              <w:left w:type="dxa" w:w="100"/>
+              <w:bottom w:type="dxa" w:w="60"/>
+              <w:right w:type="dxa" w:w="100"/>
+            </w:tcMar>
+          </w:tcPr>
+          <w:p>
+            <w:r>
+              <w:rPr>
+                <w:rFonts w:ascii="Microsoft YaHei" w:cs="Microsoft YaHei" w:eastAsia="Microsoft YaHei" w:hAnsi="Microsoft YaHei"/>
+                <w:sz w:val="19"/>
+                <w:szCs w:val="19"/>
+              </w:rPr>
+              <w:t xml:space="preserve"/>
+            </w:r>
+          </w:p>
+        </w:tc>
+      </w:tr>
+    </w:tbl>
+    <w:p>
+      <w:r>
+        <w:br w:type="page"/>
+      </w:r>
+    </w:p>
+    <w:p>
+      <w:pPr>
+        <w:pStyle w:val="Heading1"/>
+        <w:pBdr>
+          <w:bottom w:val="single" w:color="E07A2E" w:sz="8" w:space="2"/>
+        </w:pBdr>
+        <w:spacing w:after="100" w:before="280"/>
+      </w:pPr>
+      <w:r>
+        <w:rPr>
+          <w:rFonts w:ascii="Microsoft YaHei" w:cs="Microsoft YaHei" w:eastAsia="Microsoft YaHei" w:hAnsi="Microsoft YaHei"/>
+          <w:b/>
+          <w:bCs/>
+          <w:color w:val="1E242B"/>
+          <w:sz w:val="28"/>
+          <w:szCs w:val="28"/>
+        </w:rPr>
+        <w:t xml:space="preserve">6. 截图</w:t>
       </w:r>
     </w:p>
     <w:p>
